--- a/src/Parchment.Tests/Markdown/Renderers/TableRendererTests.TableNestedInNestedBlockQuoteAccumulatesIndent.verified.docx
+++ b/src/Parchment.Tests/Markdown/Renderers/TableRendererTests.TableNestedInNestedBlockQuoteAccumulatesIndent.verified.docx
@@ -26,6 +26,9 @@
         <w:gridCol/>
       </w:tblGrid>
       <w:tr>
+        <w:trPr>
+          <w:tblHeader/>
+        </w:trPr>
         <w:tc>
           <w:p>
             <w:pPr>

--- a/src/Parchment.Tests/Markdown/Renderers/TableRendererTests.TableNestedInNestedBlockQuoteAccumulatesIndent.verified.docx
+++ b/src/Parchment.Tests/Markdown/Renderers/TableRendererTests.TableNestedInNestedBlockQuoteAccumulatesIndent.verified.docx
@@ -8,8 +8,8 @@
         <w:tblInd w:w="1440" w:type="dxa"/>
         <w:tblBorders>
           <w:top w:val="single" w:sz="4"/>
+          <w:left w:val="single" w:sz="4"/>
           <w:bottom w:val="single" w:sz="4"/>
-          <w:left w:val="single" w:sz="4"/>
           <w:right w:val="single" w:sz="4"/>
           <w:insideH w:val="single" w:sz="4"/>
           <w:insideV w:val="single" w:sz="4"/>
